--- a/CASE   STUDY.docx
+++ b/CASE   STUDY.docx
@@ -2,10 +2,14 @@
 <file path=word/document.xml><?xml version="1.0" encoding="utf-8"?>
 <w:document xmlns:wpc="http://schemas.microsoft.com/office/word/2010/wordprocessingCanvas" xmlns:mc="http://schemas.openxmlformats.org/markup-compatibility/2006" xmlns:o="urn:schemas-microsoft-com:office:office" xmlns:r="http://schemas.openxmlformats.org/officeDocument/2006/relationships" xmlns:m="http://schemas.openxmlformats.org/officeDocument/2006/math" xmlns:v="urn:schemas-microsoft-com:vml" xmlns:wp14="http://schemas.microsoft.com/office/word/2010/wordprocessingDrawing" xmlns:wp="http://schemas.openxmlformats.org/drawingml/2006/wordprocessingDrawing" xmlns:w10="urn:schemas-microsoft-com:office:word" xmlns:w="http://schemas.openxmlformats.org/wordprocessingml/2006/main" xmlns:w14="http://schemas.microsoft.com/office/word/2010/wordml" xmlns:w15="http://schemas.microsoft.com/office/word/2012/wordml" xmlns:wpg="http://schemas.microsoft.com/office/word/2010/wordprocessingGroup" xmlns:wpi="http://schemas.microsoft.com/office/word/2010/wordprocessingInk" xmlns:wne="http://schemas.microsoft.com/office/word/2006/wordml" xmlns:wps="http://schemas.microsoft.com/office/word/2010/wordprocessingShape" mc:Ignorable="w14 w15 wp14">
   <w:body>
-    <w:p/>
-    <w:p>
-      <w:pPr>
-        <w:rPr>
+    <w:p>
+      <w:bookmarkStart w:id="0" w:name="_GoBack"/>
+      <w:bookmarkEnd w:id="0"/>
+    </w:p>
+    <w:p>
+      <w:pPr>
+        <w:rPr>
+          <w:rFonts w:ascii="Arial" w:hAnsi="Arial" w:cs="Arial"/>
           <w:b/>
           <w:bCs/>
           <w:sz w:val="40"/>
@@ -17,6 +21,7 @@
       </w:r>
       <w:r>
         <w:rPr>
+          <w:rFonts w:ascii="Arial" w:hAnsi="Arial" w:cs="Arial"/>
           <w:b/>
           <w:bCs/>
           <w:sz w:val="32"/>
@@ -28,6 +33,7 @@
     <w:p>
       <w:pPr>
         <w:rPr>
+          <w:rFonts w:ascii="Arial" w:hAnsi="Arial" w:cs="Arial"/>
           <w:b/>
           <w:bCs/>
           <w:sz w:val="40"/>
@@ -36,6 +42,7 @@
       </w:pPr>
       <w:r>
         <w:rPr>
+          <w:rFonts w:ascii="Arial" w:hAnsi="Arial" w:cs="Arial"/>
           <w:b/>
           <w:bCs/>
           <w:sz w:val="40"/>
@@ -45,6 +52,7 @@
       </w:r>
       <w:r>
         <w:rPr>
+          <w:rFonts w:ascii="Arial" w:hAnsi="Arial" w:cs="Arial"/>
           <w:b/>
           <w:bCs/>
           <w:sz w:val="40"/>
@@ -54,6 +62,7 @@
       </w:r>
       <w:r>
         <w:rPr>
+          <w:rFonts w:ascii="Arial" w:hAnsi="Arial" w:cs="Arial"/>
           <w:b/>
           <w:bCs/>
           <w:sz w:val="40"/>
@@ -65,12 +74,14 @@
     <w:p>
       <w:pPr>
         <w:rPr>
-          <w:b/>
-          <w:bCs/>
-        </w:rPr>
-      </w:pPr>
-      <w:r>
-        <w:rPr>
+          <w:rFonts w:ascii="Arial" w:hAnsi="Arial" w:cs="Arial"/>
+          <w:b/>
+          <w:bCs/>
+        </w:rPr>
+      </w:pPr>
+      <w:r>
+        <w:rPr>
+          <w:rFonts w:ascii="Arial" w:hAnsi="Arial" w:cs="Arial"/>
           <w:b/>
           <w:bCs/>
         </w:rPr>
@@ -78,57 +89,100 @@
       </w:r>
     </w:p>
     <w:p>
-      <w:r>
+      <w:pPr>
+        <w:rPr>
+          <w:rFonts w:ascii="Arial" w:hAnsi="Arial" w:cs="Arial"/>
+        </w:rPr>
+      </w:pPr>
+      <w:r>
+        <w:rPr>
+          <w:rFonts w:ascii="Arial" w:hAnsi="Arial" w:cs="Arial"/>
+        </w:rPr>
         <w:t xml:space="preserve">The CDAC Admission Portal is used to manage the admission process for various courses offered by CDAC. Students appear for the CCAT examination and </w:t>
       </w:r>
       <w:proofErr w:type="spellStart"/>
       <w:r>
+        <w:rPr>
+          <w:rFonts w:ascii="Arial" w:hAnsi="Arial" w:cs="Arial"/>
+        </w:rPr>
         <w:t>receivea</w:t>
       </w:r>
       <w:proofErr w:type="spellEnd"/>
       <w:r>
+        <w:rPr>
+          <w:rFonts w:ascii="Arial" w:hAnsi="Arial" w:cs="Arial"/>
+        </w:rPr>
         <w:t xml:space="preserve"> rank based on their performance. Based on the rank, students fill </w:t>
       </w:r>
       <w:proofErr w:type="spellStart"/>
       <w:r>
+        <w:rPr>
+          <w:rFonts w:ascii="Arial" w:hAnsi="Arial" w:cs="Arial"/>
+        </w:rPr>
         <w:t>theircourse</w:t>
       </w:r>
       <w:proofErr w:type="spellEnd"/>
       <w:r>
+        <w:rPr>
+          <w:rFonts w:ascii="Arial" w:hAnsi="Arial" w:cs="Arial"/>
+        </w:rPr>
         <w:t xml:space="preserve"> and </w:t>
       </w:r>
       <w:proofErr w:type="spellStart"/>
       <w:r>
+        <w:rPr>
+          <w:rFonts w:ascii="Arial" w:hAnsi="Arial" w:cs="Arial"/>
+        </w:rPr>
         <w:t>center</w:t>
       </w:r>
       <w:proofErr w:type="spellEnd"/>
       <w:r>
+        <w:rPr>
+          <w:rFonts w:ascii="Arial" w:hAnsi="Arial" w:cs="Arial"/>
+        </w:rPr>
         <w:t xml:space="preserve"> preferences. The system allocates seats according to </w:t>
       </w:r>
       <w:proofErr w:type="spellStart"/>
       <w:r>
+        <w:rPr>
+          <w:rFonts w:ascii="Arial" w:hAnsi="Arial" w:cs="Arial"/>
+        </w:rPr>
         <w:t>rank</w:t>
       </w:r>
       <w:proofErr w:type="gramStart"/>
       <w:r>
+        <w:rPr>
+          <w:rFonts w:ascii="Arial" w:hAnsi="Arial" w:cs="Arial"/>
+        </w:rPr>
         <w:t>,preferences</w:t>
       </w:r>
       <w:proofErr w:type="spellEnd"/>
       <w:proofErr w:type="gramEnd"/>
       <w:r>
+        <w:rPr>
+          <w:rFonts w:ascii="Arial" w:hAnsi="Arial" w:cs="Arial"/>
+        </w:rPr>
         <w:t>, and seat availability. This case study designs a database system to manage the admission process using MySQL.</w:t>
       </w:r>
     </w:p>
-    <w:p/>
-    <w:p>
-      <w:pPr>
-        <w:rPr>
-          <w:b/>
-          <w:bCs/>
-        </w:rPr>
-      </w:pPr>
-      <w:r>
-        <w:rPr>
+    <w:p>
+      <w:pPr>
+        <w:rPr>
+          <w:rFonts w:ascii="Arial" w:hAnsi="Arial" w:cs="Arial"/>
+        </w:rPr>
+      </w:pPr>
+    </w:p>
+    <w:p>
+      <w:pPr>
+        <w:rPr>
+          <w:rFonts w:ascii="Arial" w:hAnsi="Arial" w:cs="Arial"/>
+          <w:b/>
+          <w:bCs/>
+        </w:rPr>
+      </w:pPr>
+      <w:r>
+        <w:rPr>
+          <w:rFonts w:ascii="Arial" w:hAnsi="Arial" w:cs="Arial"/>
           <w:b/>
           <w:bCs/>
         </w:rPr>
@@ -136,61 +190,106 @@
       </w:r>
     </w:p>
     <w:p>
-      <w:r>
+      <w:pPr>
+        <w:rPr>
+          <w:rFonts w:ascii="Arial" w:hAnsi="Arial" w:cs="Arial"/>
+        </w:rPr>
+      </w:pPr>
+      <w:r>
+        <w:rPr>
+          <w:rFonts w:ascii="Arial" w:hAnsi="Arial" w:cs="Arial"/>
+        </w:rPr>
         <w:t>1. To design a database for CDAC admission system.</w:t>
       </w:r>
     </w:p>
     <w:p>
-      <w:r>
+      <w:pPr>
+        <w:rPr>
+          <w:rFonts w:ascii="Arial" w:hAnsi="Arial" w:cs="Arial"/>
+        </w:rPr>
+      </w:pPr>
+      <w:r>
+        <w:rPr>
+          <w:rFonts w:ascii="Arial" w:hAnsi="Arial" w:cs="Arial"/>
+        </w:rPr>
         <w:t>2. To store candidate information and CCAT ranks.</w:t>
       </w:r>
     </w:p>
     <w:p>
-      <w:r>
+      <w:pPr>
+        <w:rPr>
+          <w:rFonts w:ascii="Arial" w:hAnsi="Arial" w:cs="Arial"/>
+        </w:rPr>
+      </w:pPr>
+      <w:r>
+        <w:rPr>
+          <w:rFonts w:ascii="Arial" w:hAnsi="Arial" w:cs="Arial"/>
+        </w:rPr>
         <w:t xml:space="preserve">3. To manage course and </w:t>
       </w:r>
       <w:proofErr w:type="spellStart"/>
       <w:r>
+        <w:rPr>
+          <w:rFonts w:ascii="Arial" w:hAnsi="Arial" w:cs="Arial"/>
+        </w:rPr>
         <w:t>center</w:t>
       </w:r>
       <w:proofErr w:type="spellEnd"/>
       <w:r>
+        <w:rPr>
+          <w:rFonts w:ascii="Arial" w:hAnsi="Arial" w:cs="Arial"/>
+        </w:rPr>
         <w:t xml:space="preserve"> information.</w:t>
       </w:r>
     </w:p>
     <w:p>
-      <w:r>
+      <w:pPr>
+        <w:rPr>
+          <w:rFonts w:ascii="Arial" w:hAnsi="Arial" w:cs="Arial"/>
+        </w:rPr>
+      </w:pPr>
+      <w:r>
+        <w:rPr>
+          <w:rFonts w:ascii="Arial" w:hAnsi="Arial" w:cs="Arial"/>
+        </w:rPr>
         <w:t>4. To store candidate preferences.</w:t>
       </w:r>
     </w:p>
     <w:p>
       <w:pPr>
         <w:rPr>
+          <w:rFonts w:ascii="Arial" w:hAnsi="Arial" w:cs="Arial"/>
           <w:noProof/>
           <w:lang w:eastAsia="en-IN"/>
         </w:rPr>
       </w:pPr>
       <w:r>
+        <w:rPr>
+          <w:rFonts w:ascii="Arial" w:hAnsi="Arial" w:cs="Arial"/>
+        </w:rPr>
         <w:t>5. To allocate seats based on rank and preference.</w:t>
       </w:r>
     </w:p>
     <w:p>
       <w:pPr>
         <w:rPr>
-          <w:b/>
-          <w:bCs/>
-        </w:rPr>
-      </w:pPr>
-    </w:p>
-    <w:p>
-      <w:pPr>
-        <w:rPr>
-          <w:b/>
-          <w:bCs/>
-        </w:rPr>
-      </w:pPr>
-      <w:r>
-        <w:rPr>
+          <w:rFonts w:ascii="Arial" w:hAnsi="Arial" w:cs="Arial"/>
+          <w:b/>
+          <w:bCs/>
+        </w:rPr>
+      </w:pPr>
+    </w:p>
+    <w:p>
+      <w:pPr>
+        <w:rPr>
+          <w:rFonts w:ascii="Arial" w:hAnsi="Arial" w:cs="Arial"/>
+          <w:b/>
+          <w:bCs/>
+        </w:rPr>
+      </w:pPr>
+      <w:r>
+        <w:rPr>
+          <w:rFonts w:ascii="Arial" w:hAnsi="Arial" w:cs="Arial"/>
           <w:b/>
           <w:bCs/>
         </w:rPr>
@@ -200,18 +299,23 @@
     <w:p>
       <w:pPr>
         <w:rPr>
-          <w:b/>
-          <w:bCs/>
-        </w:rPr>
-      </w:pPr>
-      <w:r>
-        <w:rPr>
+          <w:rFonts w:ascii="Arial" w:hAnsi="Arial" w:cs="Arial"/>
+          <w:b/>
+          <w:bCs/>
+        </w:rPr>
+      </w:pPr>
+      <w:r>
+        <w:rPr>
+          <w:rFonts w:ascii="Arial" w:hAnsi="Arial" w:cs="Arial"/>
           <w:b/>
           <w:bCs/>
         </w:rPr>
         <w:t xml:space="preserve">          </w:t>
       </w:r>
       <w:r>
+        <w:rPr>
+          <w:rFonts w:ascii="Arial" w:hAnsi="Arial" w:cs="Arial"/>
+        </w:rPr>
         <w:drawing>
           <wp:inline distT="0" distB="0" distL="0" distR="0" wp14:anchorId="2916CB42" wp14:editId="6A8070AD">
             <wp:extent cx="5731510" cy="3894455"/>
@@ -252,12 +356,14 @@
     <w:p>
       <w:pPr>
         <w:rPr>
-          <w:b/>
-          <w:bCs/>
-        </w:rPr>
-      </w:pPr>
-      <w:r>
-        <w:rPr>
+          <w:rFonts w:ascii="Arial" w:hAnsi="Arial" w:cs="Arial"/>
+          <w:b/>
+          <w:bCs/>
+        </w:rPr>
+      </w:pPr>
+      <w:r>
+        <w:rPr>
+          <w:rFonts w:ascii="Arial" w:hAnsi="Arial" w:cs="Arial"/>
           <w:b/>
           <w:bCs/>
         </w:rPr>
@@ -266,9 +372,14 @@
       </w:r>
     </w:p>
     <w:p>
-      <w:r>
-        <w:rPr>
-          <w:rFonts w:ascii="Times New Roman" w:eastAsia="Times New Roman" w:hAnsi="Times New Roman" w:cs="Times New Roman"/>
+      <w:pPr>
+        <w:rPr>
+          <w:rFonts w:ascii="Arial" w:hAnsi="Arial" w:cs="Arial"/>
+        </w:rPr>
+      </w:pPr>
+      <w:r>
+        <w:rPr>
+          <w:rFonts w:ascii="Arial" w:eastAsia="Times New Roman" w:hAnsi="Arial" w:cs="Arial"/>
           <w:b/>
           <w:bCs/>
           <w:kern w:val="0"/>
@@ -284,7 +395,7 @@
       <w:pPr>
         <w:spacing w:before="100" w:beforeAutospacing="1" w:after="100" w:afterAutospacing="1" w:line="240" w:lineRule="auto"/>
         <w:rPr>
-          <w:rFonts w:ascii="Times New Roman" w:eastAsia="Times New Roman" w:hAnsi="Times New Roman" w:cs="Times New Roman"/>
+          <w:rFonts w:ascii="Arial" w:eastAsia="Times New Roman" w:hAnsi="Arial" w:cs="Arial"/>
           <w:kern w:val="0"/>
           <w:sz w:val="24"/>
           <w:szCs w:val="24"/>
@@ -294,7 +405,7 @@
       </w:pPr>
       <w:r>
         <w:rPr>
-          <w:rFonts w:ascii="Times New Roman" w:eastAsia="Times New Roman" w:hAnsi="Times New Roman" w:cs="Times New Roman"/>
+          <w:rFonts w:ascii="Arial" w:eastAsia="Times New Roman" w:hAnsi="Arial" w:cs="Arial"/>
           <w:kern w:val="0"/>
           <w:sz w:val="24"/>
           <w:szCs w:val="24"/>
@@ -308,7 +419,7 @@
       <w:pPr>
         <w:spacing w:before="100" w:beforeAutospacing="1" w:after="100" w:afterAutospacing="1" w:line="240" w:lineRule="auto"/>
         <w:rPr>
-          <w:rFonts w:ascii="Times New Roman" w:eastAsia="Times New Roman" w:hAnsi="Times New Roman" w:cs="Times New Roman"/>
+          <w:rFonts w:ascii="Arial" w:eastAsia="Times New Roman" w:hAnsi="Arial" w:cs="Arial"/>
           <w:kern w:val="0"/>
           <w:sz w:val="24"/>
           <w:szCs w:val="24"/>
@@ -318,7 +429,7 @@
       </w:pPr>
       <w:r>
         <w:rPr>
-          <w:rFonts w:ascii="Times New Roman" w:eastAsia="Times New Roman" w:hAnsi="Times New Roman" w:cs="Times New Roman"/>
+          <w:rFonts w:ascii="Arial" w:eastAsia="Times New Roman" w:hAnsi="Arial" w:cs="Arial"/>
           <w:kern w:val="0"/>
           <w:sz w:val="24"/>
           <w:szCs w:val="24"/>
@@ -336,7 +447,7 @@
         </w:numPr>
         <w:spacing w:before="100" w:beforeAutospacing="1" w:after="100" w:afterAutospacing="1" w:line="240" w:lineRule="auto"/>
         <w:rPr>
-          <w:rFonts w:ascii="Times New Roman" w:eastAsia="Times New Roman" w:hAnsi="Times New Roman" w:cs="Times New Roman"/>
+          <w:rFonts w:ascii="Arial" w:eastAsia="Times New Roman" w:hAnsi="Arial" w:cs="Arial"/>
           <w:kern w:val="0"/>
           <w:sz w:val="24"/>
           <w:szCs w:val="24"/>
@@ -347,7 +458,7 @@
       <w:proofErr w:type="spellStart"/>
       <w:r>
         <w:rPr>
-          <w:rFonts w:ascii="Times New Roman" w:eastAsia="Times New Roman" w:hAnsi="Times New Roman" w:cs="Times New Roman"/>
+          <w:rFonts w:ascii="Arial" w:eastAsia="Times New Roman" w:hAnsi="Arial" w:cs="Arial"/>
           <w:kern w:val="0"/>
           <w:sz w:val="24"/>
           <w:szCs w:val="24"/>
@@ -359,7 +470,7 @@
       <w:proofErr w:type="spellEnd"/>
       <w:r>
         <w:rPr>
-          <w:rFonts w:ascii="Times New Roman" w:eastAsia="Times New Roman" w:hAnsi="Times New Roman" w:cs="Times New Roman"/>
+          <w:rFonts w:ascii="Arial" w:eastAsia="Times New Roman" w:hAnsi="Arial" w:cs="Arial"/>
           <w:kern w:val="0"/>
           <w:sz w:val="24"/>
           <w:szCs w:val="24"/>
@@ -377,7 +488,7 @@
         </w:numPr>
         <w:spacing w:before="100" w:beforeAutospacing="1" w:after="100" w:afterAutospacing="1" w:line="240" w:lineRule="auto"/>
         <w:rPr>
-          <w:rFonts w:ascii="Times New Roman" w:eastAsia="Times New Roman" w:hAnsi="Times New Roman" w:cs="Times New Roman"/>
+          <w:rFonts w:ascii="Arial" w:eastAsia="Times New Roman" w:hAnsi="Arial" w:cs="Arial"/>
           <w:kern w:val="0"/>
           <w:sz w:val="24"/>
           <w:szCs w:val="24"/>
@@ -387,7 +498,7 @@
       </w:pPr>
       <w:r>
         <w:rPr>
-          <w:rFonts w:ascii="Times New Roman" w:eastAsia="Times New Roman" w:hAnsi="Times New Roman" w:cs="Times New Roman"/>
+          <w:rFonts w:ascii="Arial" w:eastAsia="Times New Roman" w:hAnsi="Arial" w:cs="Arial"/>
           <w:kern w:val="0"/>
           <w:sz w:val="24"/>
           <w:szCs w:val="24"/>
@@ -402,7 +513,7 @@
         <w:spacing w:before="100" w:beforeAutospacing="1" w:after="100" w:afterAutospacing="1" w:line="240" w:lineRule="auto"/>
         <w:ind w:left="720"/>
         <w:rPr>
-          <w:rFonts w:ascii="Times New Roman" w:eastAsia="Times New Roman" w:hAnsi="Times New Roman" w:cs="Times New Roman"/>
+          <w:rFonts w:ascii="Arial" w:eastAsia="Times New Roman" w:hAnsi="Arial" w:cs="Arial"/>
           <w:kern w:val="0"/>
           <w:sz w:val="24"/>
           <w:szCs w:val="24"/>
@@ -415,7 +526,7 @@
       <w:pPr>
         <w:spacing w:before="100" w:beforeAutospacing="1" w:after="100" w:afterAutospacing="1" w:line="240" w:lineRule="auto"/>
         <w:rPr>
-          <w:rFonts w:ascii="Times New Roman" w:eastAsia="Times New Roman" w:hAnsi="Times New Roman" w:cs="Times New Roman"/>
+          <w:rFonts w:ascii="Arial" w:eastAsia="Times New Roman" w:hAnsi="Arial" w:cs="Arial"/>
           <w:b/>
           <w:bCs/>
           <w:kern w:val="0"/>
@@ -428,6 +539,7 @@
       <w:proofErr w:type="spellStart"/>
       <w:r>
         <w:rPr>
+          <w:rFonts w:ascii="Arial" w:hAnsi="Arial" w:cs="Arial"/>
           <w:b/>
           <w:bCs/>
         </w:rPr>
@@ -438,16 +550,28 @@
     <w:p>
       <w:pPr>
         <w:pStyle w:val="NormalWeb"/>
-      </w:pPr>
-      <w:r>
+        <w:rPr>
+          <w:rFonts w:ascii="Arial" w:hAnsi="Arial" w:cs="Arial"/>
+        </w:rPr>
+      </w:pPr>
+      <w:r>
+        <w:rPr>
+          <w:rFonts w:ascii="Arial" w:hAnsi="Arial" w:cs="Arial"/>
+        </w:rPr>
         <w:t>Stores candidate rank.</w:t>
       </w:r>
     </w:p>
     <w:p>
       <w:pPr>
         <w:pStyle w:val="NormalWeb"/>
-      </w:pPr>
-      <w:r>
+        <w:rPr>
+          <w:rFonts w:ascii="Arial" w:hAnsi="Arial" w:cs="Arial"/>
+        </w:rPr>
+      </w:pPr>
+      <w:r>
+        <w:rPr>
+          <w:rFonts w:ascii="Arial" w:hAnsi="Arial" w:cs="Arial"/>
+        </w:rPr>
         <w:t>Attributes</w:t>
       </w:r>
     </w:p>
@@ -458,13 +582,22 @@
           <w:ilvl w:val="0"/>
           <w:numId w:val="2"/>
         </w:numPr>
+        <w:rPr>
+          <w:rFonts w:ascii="Arial" w:hAnsi="Arial" w:cs="Arial"/>
+        </w:rPr>
       </w:pPr>
       <w:proofErr w:type="spellStart"/>
       <w:r>
+        <w:rPr>
+          <w:rFonts w:ascii="Arial" w:hAnsi="Arial" w:cs="Arial"/>
+        </w:rPr>
         <w:t>formno</w:t>
       </w:r>
       <w:proofErr w:type="spellEnd"/>
       <w:r>
+        <w:rPr>
+          <w:rFonts w:ascii="Arial" w:hAnsi="Arial" w:cs="Arial"/>
+        </w:rPr>
         <w:t xml:space="preserve"> (Primary Key, Foreign Key)</w:t>
       </w:r>
     </w:p>
@@ -475,8 +608,14 @@
           <w:ilvl w:val="0"/>
           <w:numId w:val="2"/>
         </w:numPr>
-      </w:pPr>
-      <w:r>
+        <w:rPr>
+          <w:rFonts w:ascii="Arial" w:hAnsi="Arial" w:cs="Arial"/>
+        </w:rPr>
+      </w:pPr>
+      <w:r>
+        <w:rPr>
+          <w:rFonts w:ascii="Arial" w:hAnsi="Arial" w:cs="Arial"/>
+        </w:rPr>
         <w:t>rank</w:t>
       </w:r>
     </w:p>
@@ -484,6 +623,7 @@
       <w:pPr>
         <w:pStyle w:val="NormalWeb"/>
         <w:rPr>
+          <w:rFonts w:ascii="Arial" w:hAnsi="Arial" w:cs="Arial"/>
           <w:b/>
           <w:bCs/>
         </w:rPr>
@@ -491,6 +631,7 @@
       <w:proofErr w:type="spellStart"/>
       <w:r>
         <w:rPr>
+          <w:rFonts w:ascii="Arial" w:hAnsi="Arial" w:cs="Arial"/>
           <w:b/>
           <w:bCs/>
         </w:rPr>
@@ -501,24 +642,42 @@
     <w:p>
       <w:pPr>
         <w:pStyle w:val="NormalWeb"/>
-      </w:pPr>
-      <w:r>
+        <w:rPr>
+          <w:rFonts w:ascii="Arial" w:hAnsi="Arial" w:cs="Arial"/>
+        </w:rPr>
+      </w:pPr>
+      <w:r>
+        <w:rPr>
+          <w:rFonts w:ascii="Arial" w:hAnsi="Arial" w:cs="Arial"/>
+        </w:rPr>
         <w:t xml:space="preserve">Stores CDAC </w:t>
       </w:r>
       <w:proofErr w:type="spellStart"/>
       <w:r>
+        <w:rPr>
+          <w:rFonts w:ascii="Arial" w:hAnsi="Arial" w:cs="Arial"/>
+        </w:rPr>
         <w:t>center</w:t>
       </w:r>
       <w:proofErr w:type="spellEnd"/>
       <w:r>
+        <w:rPr>
+          <w:rFonts w:ascii="Arial" w:hAnsi="Arial" w:cs="Arial"/>
+        </w:rPr>
         <w:t xml:space="preserve"> information.</w:t>
       </w:r>
     </w:p>
     <w:p>
       <w:pPr>
         <w:pStyle w:val="NormalWeb"/>
-      </w:pPr>
-      <w:r>
+        <w:rPr>
+          <w:rFonts w:ascii="Arial" w:hAnsi="Arial" w:cs="Arial"/>
+        </w:rPr>
+      </w:pPr>
+      <w:r>
+        <w:rPr>
+          <w:rFonts w:ascii="Arial" w:hAnsi="Arial" w:cs="Arial"/>
+        </w:rPr>
         <w:t>Attributes</w:t>
       </w:r>
     </w:p>
@@ -529,13 +688,22 @@
           <w:ilvl w:val="0"/>
           <w:numId w:val="3"/>
         </w:numPr>
+        <w:rPr>
+          <w:rFonts w:ascii="Arial" w:hAnsi="Arial" w:cs="Arial"/>
+        </w:rPr>
       </w:pPr>
       <w:proofErr w:type="spellStart"/>
       <w:r>
+        <w:rPr>
+          <w:rFonts w:ascii="Arial" w:hAnsi="Arial" w:cs="Arial"/>
+        </w:rPr>
         <w:t>centerid</w:t>
       </w:r>
       <w:proofErr w:type="spellEnd"/>
       <w:r>
+        <w:rPr>
+          <w:rFonts w:ascii="Arial" w:hAnsi="Arial" w:cs="Arial"/>
+        </w:rPr>
         <w:t xml:space="preserve"> (Primary Key)</w:t>
       </w:r>
     </w:p>
@@ -546,9 +714,15 @@
           <w:ilvl w:val="0"/>
           <w:numId w:val="3"/>
         </w:numPr>
+        <w:rPr>
+          <w:rFonts w:ascii="Arial" w:hAnsi="Arial" w:cs="Arial"/>
+        </w:rPr>
       </w:pPr>
       <w:proofErr w:type="spellStart"/>
       <w:r>
+        <w:rPr>
+          <w:rFonts w:ascii="Arial" w:hAnsi="Arial" w:cs="Arial"/>
+        </w:rPr>
         <w:t>cname</w:t>
       </w:r>
       <w:proofErr w:type="spellEnd"/>
@@ -560,9 +734,15 @@
           <w:ilvl w:val="0"/>
           <w:numId w:val="3"/>
         </w:numPr>
+        <w:rPr>
+          <w:rFonts w:ascii="Arial" w:hAnsi="Arial" w:cs="Arial"/>
+        </w:rPr>
       </w:pPr>
       <w:proofErr w:type="spellStart"/>
       <w:r>
+        <w:rPr>
+          <w:rFonts w:ascii="Arial" w:hAnsi="Arial" w:cs="Arial"/>
+        </w:rPr>
         <w:t>caddress</w:t>
       </w:r>
       <w:proofErr w:type="spellEnd"/>
@@ -570,9 +750,13 @@
     <w:p>
       <w:pPr>
         <w:pStyle w:val="NormalWeb"/>
-      </w:pPr>
-      <w:r>
-        <w:rPr>
+        <w:rPr>
+          <w:rFonts w:ascii="Arial" w:hAnsi="Arial" w:cs="Arial"/>
+        </w:rPr>
+      </w:pPr>
+      <w:r>
+        <w:rPr>
+          <w:rFonts w:ascii="Arial" w:hAnsi="Arial" w:cs="Arial"/>
           <w:b/>
           <w:bCs/>
           <w:sz w:val="27"/>
@@ -585,7 +769,7 @@
       <w:pPr>
         <w:spacing w:before="100" w:beforeAutospacing="1" w:after="100" w:afterAutospacing="1" w:line="240" w:lineRule="auto"/>
         <w:rPr>
-          <w:rFonts w:ascii="Times New Roman" w:eastAsia="Times New Roman" w:hAnsi="Times New Roman" w:cs="Times New Roman"/>
+          <w:rFonts w:ascii="Arial" w:eastAsia="Times New Roman" w:hAnsi="Arial" w:cs="Arial"/>
           <w:kern w:val="0"/>
           <w:sz w:val="24"/>
           <w:szCs w:val="24"/>
@@ -595,7 +779,7 @@
       </w:pPr>
       <w:r>
         <w:rPr>
-          <w:rFonts w:ascii="Times New Roman" w:eastAsia="Times New Roman" w:hAnsi="Times New Roman" w:cs="Times New Roman"/>
+          <w:rFonts w:ascii="Arial" w:eastAsia="Times New Roman" w:hAnsi="Arial" w:cs="Arial"/>
           <w:kern w:val="0"/>
           <w:sz w:val="24"/>
           <w:szCs w:val="24"/>
@@ -609,7 +793,7 @@
       <w:pPr>
         <w:spacing w:before="100" w:beforeAutospacing="1" w:after="100" w:afterAutospacing="1" w:line="240" w:lineRule="auto"/>
         <w:rPr>
-          <w:rFonts w:ascii="Times New Roman" w:eastAsia="Times New Roman" w:hAnsi="Times New Roman" w:cs="Times New Roman"/>
+          <w:rFonts w:ascii="Arial" w:eastAsia="Times New Roman" w:hAnsi="Arial" w:cs="Arial"/>
           <w:kern w:val="0"/>
           <w:sz w:val="24"/>
           <w:szCs w:val="24"/>
@@ -619,7 +803,7 @@
       </w:pPr>
       <w:r>
         <w:rPr>
-          <w:rFonts w:ascii="Times New Roman" w:eastAsia="Times New Roman" w:hAnsi="Times New Roman" w:cs="Times New Roman"/>
+          <w:rFonts w:ascii="Arial" w:eastAsia="Times New Roman" w:hAnsi="Arial" w:cs="Arial"/>
           <w:kern w:val="0"/>
           <w:sz w:val="24"/>
           <w:szCs w:val="24"/>
@@ -637,7 +821,7 @@
         </w:numPr>
         <w:spacing w:before="100" w:beforeAutospacing="1" w:after="100" w:afterAutospacing="1" w:line="240" w:lineRule="auto"/>
         <w:rPr>
-          <w:rFonts w:ascii="Times New Roman" w:eastAsia="Times New Roman" w:hAnsi="Times New Roman" w:cs="Times New Roman"/>
+          <w:rFonts w:ascii="Arial" w:eastAsia="Times New Roman" w:hAnsi="Arial" w:cs="Arial"/>
           <w:kern w:val="0"/>
           <w:sz w:val="24"/>
           <w:szCs w:val="24"/>
@@ -648,7 +832,7 @@
       <w:proofErr w:type="spellStart"/>
       <w:r>
         <w:rPr>
-          <w:rFonts w:ascii="Times New Roman" w:eastAsia="Times New Roman" w:hAnsi="Times New Roman" w:cs="Times New Roman"/>
+          <w:rFonts w:ascii="Arial" w:eastAsia="Times New Roman" w:hAnsi="Arial" w:cs="Arial"/>
           <w:kern w:val="0"/>
           <w:sz w:val="24"/>
           <w:szCs w:val="24"/>
@@ -660,7 +844,7 @@
       <w:proofErr w:type="spellEnd"/>
       <w:r>
         <w:rPr>
-          <w:rFonts w:ascii="Times New Roman" w:eastAsia="Times New Roman" w:hAnsi="Times New Roman" w:cs="Times New Roman"/>
+          <w:rFonts w:ascii="Arial" w:eastAsia="Times New Roman" w:hAnsi="Arial" w:cs="Arial"/>
           <w:kern w:val="0"/>
           <w:sz w:val="24"/>
           <w:szCs w:val="24"/>
@@ -678,7 +862,7 @@
         </w:numPr>
         <w:spacing w:before="100" w:beforeAutospacing="1" w:after="100" w:afterAutospacing="1" w:line="240" w:lineRule="auto"/>
         <w:rPr>
-          <w:rFonts w:ascii="Times New Roman" w:eastAsia="Times New Roman" w:hAnsi="Times New Roman" w:cs="Times New Roman"/>
+          <w:rFonts w:ascii="Arial" w:eastAsia="Times New Roman" w:hAnsi="Arial" w:cs="Arial"/>
           <w:kern w:val="0"/>
           <w:sz w:val="24"/>
           <w:szCs w:val="24"/>
@@ -689,7 +873,7 @@
       <w:proofErr w:type="spellStart"/>
       <w:r>
         <w:rPr>
-          <w:rFonts w:ascii="Times New Roman" w:eastAsia="Times New Roman" w:hAnsi="Times New Roman" w:cs="Times New Roman"/>
+          <w:rFonts w:ascii="Arial" w:eastAsia="Times New Roman" w:hAnsi="Arial" w:cs="Arial"/>
           <w:kern w:val="0"/>
           <w:sz w:val="24"/>
           <w:szCs w:val="24"/>
@@ -708,7 +892,7 @@
         </w:numPr>
         <w:spacing w:before="100" w:beforeAutospacing="1" w:after="100" w:afterAutospacing="1" w:line="240" w:lineRule="auto"/>
         <w:rPr>
-          <w:rFonts w:ascii="Times New Roman" w:eastAsia="Times New Roman" w:hAnsi="Times New Roman" w:cs="Times New Roman"/>
+          <w:rFonts w:ascii="Arial" w:eastAsia="Times New Roman" w:hAnsi="Arial" w:cs="Arial"/>
           <w:kern w:val="0"/>
           <w:sz w:val="24"/>
           <w:szCs w:val="24"/>
@@ -718,7 +902,7 @@
       </w:pPr>
       <w:r>
         <w:rPr>
-          <w:rFonts w:ascii="Times New Roman" w:eastAsia="Times New Roman" w:hAnsi="Times New Roman" w:cs="Times New Roman"/>
+          <w:rFonts w:ascii="Arial" w:eastAsia="Times New Roman" w:hAnsi="Arial" w:cs="Arial"/>
           <w:kern w:val="0"/>
           <w:sz w:val="24"/>
           <w:szCs w:val="24"/>
@@ -732,7 +916,7 @@
       <w:pPr>
         <w:spacing w:before="100" w:beforeAutospacing="1" w:after="100" w:afterAutospacing="1" w:line="240" w:lineRule="auto"/>
         <w:rPr>
-          <w:rFonts w:ascii="Times New Roman" w:eastAsia="Times New Roman" w:hAnsi="Times New Roman" w:cs="Times New Roman"/>
+          <w:rFonts w:ascii="Arial" w:eastAsia="Times New Roman" w:hAnsi="Arial" w:cs="Arial"/>
           <w:kern w:val="0"/>
           <w:sz w:val="24"/>
           <w:szCs w:val="24"/>
@@ -742,7 +926,7 @@
       </w:pPr>
       <w:r>
         <w:rPr>
-          <w:rFonts w:ascii="Times New Roman" w:eastAsia="Times New Roman" w:hAnsi="Times New Roman" w:cs="Times New Roman"/>
+          <w:rFonts w:ascii="Arial" w:eastAsia="Times New Roman" w:hAnsi="Arial" w:cs="Arial"/>
           <w:b/>
           <w:bCs/>
           <w:kern w:val="0"/>
@@ -758,7 +942,7 @@
       <w:pPr>
         <w:spacing w:before="100" w:beforeAutospacing="1" w:after="100" w:afterAutospacing="1" w:line="240" w:lineRule="auto"/>
         <w:rPr>
-          <w:rFonts w:ascii="Times New Roman" w:eastAsia="Times New Roman" w:hAnsi="Times New Roman" w:cs="Times New Roman"/>
+          <w:rFonts w:ascii="Arial" w:eastAsia="Times New Roman" w:hAnsi="Arial" w:cs="Arial"/>
           <w:kern w:val="0"/>
           <w:sz w:val="24"/>
           <w:szCs w:val="24"/>
@@ -768,7 +952,7 @@
       </w:pPr>
       <w:r>
         <w:rPr>
-          <w:rFonts w:ascii="Times New Roman" w:eastAsia="Times New Roman" w:hAnsi="Times New Roman" w:cs="Times New Roman"/>
+          <w:rFonts w:ascii="Arial" w:eastAsia="Times New Roman" w:hAnsi="Arial" w:cs="Arial"/>
           <w:kern w:val="0"/>
           <w:sz w:val="24"/>
           <w:szCs w:val="24"/>
@@ -780,7 +964,7 @@
       <w:proofErr w:type="spellStart"/>
       <w:r>
         <w:rPr>
-          <w:rFonts w:ascii="Times New Roman" w:eastAsia="Times New Roman" w:hAnsi="Times New Roman" w:cs="Times New Roman"/>
+          <w:rFonts w:ascii="Arial" w:eastAsia="Times New Roman" w:hAnsi="Arial" w:cs="Arial"/>
           <w:kern w:val="0"/>
           <w:sz w:val="24"/>
           <w:szCs w:val="24"/>
@@ -792,7 +976,7 @@
       <w:proofErr w:type="spellEnd"/>
       <w:r>
         <w:rPr>
-          <w:rFonts w:ascii="Times New Roman" w:eastAsia="Times New Roman" w:hAnsi="Times New Roman" w:cs="Times New Roman"/>
+          <w:rFonts w:ascii="Arial" w:eastAsia="Times New Roman" w:hAnsi="Arial" w:cs="Arial"/>
           <w:kern w:val="0"/>
           <w:sz w:val="24"/>
           <w:szCs w:val="24"/>
@@ -805,8 +989,14 @@
     <w:p>
       <w:pPr>
         <w:pStyle w:val="NormalWeb"/>
-      </w:pPr>
-      <w:r>
+        <w:rPr>
+          <w:rFonts w:ascii="Arial" w:hAnsi="Arial" w:cs="Arial"/>
+        </w:rPr>
+      </w:pPr>
+      <w:r>
+        <w:rPr>
+          <w:rFonts w:ascii="Arial" w:hAnsi="Arial" w:cs="Arial"/>
+        </w:rPr>
         <w:t>Attributes</w:t>
       </w:r>
     </w:p>
@@ -817,9 +1007,15 @@
           <w:ilvl w:val="0"/>
           <w:numId w:val="5"/>
         </w:numPr>
+        <w:rPr>
+          <w:rFonts w:ascii="Arial" w:hAnsi="Arial" w:cs="Arial"/>
+        </w:rPr>
       </w:pPr>
       <w:proofErr w:type="spellStart"/>
       <w:r>
+        <w:rPr>
+          <w:rFonts w:ascii="Arial" w:hAnsi="Arial" w:cs="Arial"/>
+        </w:rPr>
         <w:t>formno</w:t>
       </w:r>
       <w:proofErr w:type="spellEnd"/>
@@ -831,9 +1027,15 @@
           <w:ilvl w:val="0"/>
           <w:numId w:val="5"/>
         </w:numPr>
+        <w:rPr>
+          <w:rFonts w:ascii="Arial" w:hAnsi="Arial" w:cs="Arial"/>
+        </w:rPr>
       </w:pPr>
       <w:proofErr w:type="spellStart"/>
       <w:r>
+        <w:rPr>
+          <w:rFonts w:ascii="Arial" w:hAnsi="Arial" w:cs="Arial"/>
+        </w:rPr>
         <w:t>centerid</w:t>
       </w:r>
       <w:proofErr w:type="spellEnd"/>
@@ -845,9 +1047,15 @@
           <w:ilvl w:val="0"/>
           <w:numId w:val="5"/>
         </w:numPr>
+        <w:rPr>
+          <w:rFonts w:ascii="Arial" w:hAnsi="Arial" w:cs="Arial"/>
+        </w:rPr>
       </w:pPr>
       <w:proofErr w:type="spellStart"/>
       <w:r>
+        <w:rPr>
+          <w:rFonts w:ascii="Arial" w:hAnsi="Arial" w:cs="Arial"/>
+        </w:rPr>
         <w:lastRenderedPageBreak/>
         <w:t>courseid</w:t>
       </w:r>
@@ -860,9 +1068,15 @@
           <w:ilvl w:val="0"/>
           <w:numId w:val="5"/>
         </w:numPr>
+        <w:rPr>
+          <w:rFonts w:ascii="Arial" w:hAnsi="Arial" w:cs="Arial"/>
+        </w:rPr>
       </w:pPr>
       <w:proofErr w:type="spellStart"/>
       <w:r>
+        <w:rPr>
+          <w:rFonts w:ascii="Arial" w:hAnsi="Arial" w:cs="Arial"/>
+        </w:rPr>
         <w:t>pref_no</w:t>
       </w:r>
       <w:proofErr w:type="spellEnd"/>
@@ -871,18 +1085,23 @@
       <w:pPr>
         <w:pStyle w:val="NormalWeb"/>
         <w:ind w:left="720"/>
+        <w:rPr>
+          <w:rFonts w:ascii="Arial" w:hAnsi="Arial" w:cs="Arial"/>
+        </w:rPr>
       </w:pPr>
     </w:p>
     <w:p>
       <w:pPr>
         <w:pStyle w:val="NormalWeb"/>
         <w:rPr>
-          <w:b/>
-          <w:bCs/>
-        </w:rPr>
-      </w:pPr>
-      <w:r>
-        <w:rPr>
+          <w:rFonts w:ascii="Arial" w:hAnsi="Arial" w:cs="Arial"/>
+          <w:b/>
+          <w:bCs/>
+        </w:rPr>
+      </w:pPr>
+      <w:r>
+        <w:rPr>
+          <w:rFonts w:ascii="Arial" w:hAnsi="Arial" w:cs="Arial"/>
           <w:b/>
           <w:bCs/>
         </w:rPr>
@@ -892,16 +1111,28 @@
     <w:p>
       <w:pPr>
         <w:pStyle w:val="NormalWeb"/>
-      </w:pPr>
-      <w:r>
+        <w:rPr>
+          <w:rFonts w:ascii="Arial" w:hAnsi="Arial" w:cs="Arial"/>
+        </w:rPr>
+      </w:pPr>
+      <w:r>
+        <w:rPr>
+          <w:rFonts w:ascii="Arial" w:hAnsi="Arial" w:cs="Arial"/>
+        </w:rPr>
         <w:t>Stores seat allocation results.</w:t>
       </w:r>
     </w:p>
     <w:p>
       <w:pPr>
         <w:pStyle w:val="NormalWeb"/>
-      </w:pPr>
-      <w:r>
+        <w:rPr>
+          <w:rFonts w:ascii="Arial" w:hAnsi="Arial" w:cs="Arial"/>
+        </w:rPr>
+      </w:pPr>
+      <w:r>
+        <w:rPr>
+          <w:rFonts w:ascii="Arial" w:hAnsi="Arial" w:cs="Arial"/>
+        </w:rPr>
         <w:t>Attributes</w:t>
       </w:r>
     </w:p>
@@ -912,9 +1143,15 @@
           <w:ilvl w:val="0"/>
           <w:numId w:val="6"/>
         </w:numPr>
+        <w:rPr>
+          <w:rFonts w:ascii="Arial" w:hAnsi="Arial" w:cs="Arial"/>
+        </w:rPr>
       </w:pPr>
       <w:proofErr w:type="spellStart"/>
       <w:r>
+        <w:rPr>
+          <w:rFonts w:ascii="Arial" w:hAnsi="Arial" w:cs="Arial"/>
+        </w:rPr>
         <w:t>formno</w:t>
       </w:r>
       <w:proofErr w:type="spellEnd"/>
@@ -926,9 +1163,15 @@
           <w:ilvl w:val="0"/>
           <w:numId w:val="6"/>
         </w:numPr>
+        <w:rPr>
+          <w:rFonts w:ascii="Arial" w:hAnsi="Arial" w:cs="Arial"/>
+        </w:rPr>
       </w:pPr>
       <w:proofErr w:type="spellStart"/>
       <w:r>
+        <w:rPr>
+          <w:rFonts w:ascii="Arial" w:hAnsi="Arial" w:cs="Arial"/>
+        </w:rPr>
         <w:t>centerid</w:t>
       </w:r>
       <w:proofErr w:type="spellEnd"/>
@@ -940,9 +1183,15 @@
           <w:ilvl w:val="0"/>
           <w:numId w:val="6"/>
         </w:numPr>
+        <w:rPr>
+          <w:rFonts w:ascii="Arial" w:hAnsi="Arial" w:cs="Arial"/>
+        </w:rPr>
       </w:pPr>
       <w:proofErr w:type="spellStart"/>
       <w:r>
+        <w:rPr>
+          <w:rFonts w:ascii="Arial" w:hAnsi="Arial" w:cs="Arial"/>
+        </w:rPr>
         <w:t>courseid</w:t>
       </w:r>
       <w:proofErr w:type="spellEnd"/>
@@ -954,8 +1203,14 @@
           <w:ilvl w:val="0"/>
           <w:numId w:val="6"/>
         </w:numPr>
-      </w:pPr>
-      <w:r>
+        <w:rPr>
+          <w:rFonts w:ascii="Arial" w:hAnsi="Arial" w:cs="Arial"/>
+        </w:rPr>
+      </w:pPr>
+      <w:r>
+        <w:rPr>
+          <w:rFonts w:ascii="Arial" w:hAnsi="Arial" w:cs="Arial"/>
+        </w:rPr>
         <w:t>status</w:t>
       </w:r>
     </w:p>
@@ -963,7 +1218,7 @@
       <w:pPr>
         <w:spacing w:before="100" w:beforeAutospacing="1" w:after="100" w:afterAutospacing="1" w:line="240" w:lineRule="auto"/>
         <w:rPr>
-          <w:rFonts w:ascii="Times New Roman" w:eastAsia="Times New Roman" w:hAnsi="Times New Roman" w:cs="Times New Roman"/>
+          <w:rFonts w:ascii="Arial" w:eastAsia="Times New Roman" w:hAnsi="Arial" w:cs="Arial"/>
           <w:kern w:val="0"/>
           <w:sz w:val="24"/>
           <w:szCs w:val="24"/>
@@ -976,49 +1231,32 @@
       <w:pPr>
         <w:spacing w:before="100" w:beforeAutospacing="1" w:after="100" w:afterAutospacing="1" w:line="240" w:lineRule="auto"/>
         <w:rPr>
-          <w:b/>
-          <w:bCs/>
-        </w:rPr>
-      </w:pPr>
-      <w:r>
-        <w:rPr>
-          <w:b/>
-          <w:bCs/>
-        </w:rPr>
-        <w:t>DATABASE TABLES</w:t>
-      </w:r>
-      <w:r>
-        <w:rPr>
-          <w:b/>
-          <w:bCs/>
-        </w:rPr>
-        <w:t xml:space="preserve"> (</w:t>
-      </w:r>
-      <w:r>
-        <w:rPr>
-          <w:b/>
-          <w:bCs/>
-        </w:rPr>
-        <w:t>My</w:t>
-      </w:r>
-      <w:r>
-        <w:rPr>
-          <w:b/>
-          <w:bCs/>
-        </w:rPr>
-        <w:t>SQL)</w:t>
+          <w:rFonts w:ascii="Arial" w:hAnsi="Arial" w:cs="Arial"/>
+          <w:b/>
+          <w:bCs/>
+        </w:rPr>
+      </w:pPr>
+      <w:r>
+        <w:rPr>
+          <w:rFonts w:ascii="Arial" w:hAnsi="Arial" w:cs="Arial"/>
+          <w:b/>
+          <w:bCs/>
+        </w:rPr>
+        <w:t>DATABASE TABLES (MySQL)</w:t>
       </w:r>
     </w:p>
     <w:p>
       <w:pPr>
         <w:spacing w:before="100" w:beforeAutospacing="1" w:after="100" w:afterAutospacing="1" w:line="240" w:lineRule="auto"/>
         <w:rPr>
-          <w:b/>
-          <w:bCs/>
-        </w:rPr>
-      </w:pPr>
-      <w:r>
-        <w:rPr>
+          <w:rFonts w:ascii="Arial" w:hAnsi="Arial" w:cs="Arial"/>
+          <w:b/>
+          <w:bCs/>
+        </w:rPr>
+      </w:pPr>
+      <w:r>
+        <w:rPr>
+          <w:rFonts w:ascii="Arial" w:hAnsi="Arial" w:cs="Arial"/>
           <w:b/>
           <w:bCs/>
         </w:rPr>
@@ -1026,8 +1264,14 @@
       </w:r>
     </w:p>
     <w:p>
-      <w:r>
-        <w:rPr>
+      <w:pPr>
+        <w:rPr>
+          <w:rFonts w:ascii="Arial" w:hAnsi="Arial" w:cs="Arial"/>
+        </w:rPr>
+      </w:pPr>
+      <w:r>
+        <w:rPr>
+          <w:rFonts w:ascii="Arial" w:hAnsi="Arial" w:cs="Arial"/>
           <w:noProof/>
           <w:lang w:eastAsia="en-IN"/>
         </w:rPr>
@@ -1077,20 +1321,23 @@
     <w:p>
       <w:pPr>
         <w:rPr>
-          <w:b/>
-          <w:bCs/>
-        </w:rPr>
-      </w:pPr>
-    </w:p>
-    <w:p>
-      <w:pPr>
-        <w:rPr>
-          <w:b/>
-          <w:bCs/>
-        </w:rPr>
-      </w:pPr>
-      <w:r>
-        <w:rPr>
+          <w:rFonts w:ascii="Arial" w:hAnsi="Arial" w:cs="Arial"/>
+          <w:b/>
+          <w:bCs/>
+        </w:rPr>
+      </w:pPr>
+    </w:p>
+    <w:p>
+      <w:pPr>
+        <w:rPr>
+          <w:rFonts w:ascii="Arial" w:hAnsi="Arial" w:cs="Arial"/>
+          <w:b/>
+          <w:bCs/>
+        </w:rPr>
+      </w:pPr>
+      <w:r>
+        <w:rPr>
+          <w:rFonts w:ascii="Arial" w:hAnsi="Arial" w:cs="Arial"/>
           <w:b/>
           <w:bCs/>
         </w:rPr>
@@ -1100,12 +1347,14 @@
     <w:p>
       <w:pPr>
         <w:rPr>
-          <w:b/>
-          <w:bCs/>
-        </w:rPr>
-      </w:pPr>
-      <w:r>
-        <w:rPr>
+          <w:rFonts w:ascii="Arial" w:hAnsi="Arial" w:cs="Arial"/>
+          <w:b/>
+          <w:bCs/>
+        </w:rPr>
+      </w:pPr>
+      <w:r>
+        <w:rPr>
+          <w:rFonts w:ascii="Arial" w:hAnsi="Arial" w:cs="Arial"/>
           <w:b/>
           <w:bCs/>
           <w:noProof/>
@@ -1157,20 +1406,23 @@
     <w:p>
       <w:pPr>
         <w:rPr>
-          <w:b/>
-          <w:bCs/>
-        </w:rPr>
-      </w:pPr>
-    </w:p>
-    <w:p>
-      <w:pPr>
-        <w:rPr>
-          <w:b/>
-          <w:bCs/>
-        </w:rPr>
-      </w:pPr>
-      <w:r>
-        <w:rPr>
+          <w:rFonts w:ascii="Arial" w:hAnsi="Arial" w:cs="Arial"/>
+          <w:b/>
+          <w:bCs/>
+        </w:rPr>
+      </w:pPr>
+    </w:p>
+    <w:p>
+      <w:pPr>
+        <w:rPr>
+          <w:rFonts w:ascii="Arial" w:hAnsi="Arial" w:cs="Arial"/>
+          <w:b/>
+          <w:bCs/>
+        </w:rPr>
+      </w:pPr>
+      <w:r>
+        <w:rPr>
+          <w:rFonts w:ascii="Arial" w:hAnsi="Arial" w:cs="Arial"/>
           <w:b/>
           <w:bCs/>
         </w:rPr>
@@ -1181,12 +1433,14 @@
     <w:p>
       <w:pPr>
         <w:rPr>
-          <w:b/>
-          <w:bCs/>
-        </w:rPr>
-      </w:pPr>
-      <w:r>
-        <w:rPr>
+          <w:rFonts w:ascii="Arial" w:hAnsi="Arial" w:cs="Arial"/>
+          <w:b/>
+          <w:bCs/>
+        </w:rPr>
+      </w:pPr>
+      <w:r>
+        <w:rPr>
+          <w:rFonts w:ascii="Arial" w:hAnsi="Arial" w:cs="Arial"/>
           <w:b/>
           <w:bCs/>
           <w:noProof/>
@@ -1238,12 +1492,14 @@
     <w:p>
       <w:pPr>
         <w:rPr>
-          <w:b/>
-          <w:bCs/>
-        </w:rPr>
-      </w:pPr>
-      <w:r>
-        <w:rPr>
+          <w:rFonts w:ascii="Arial" w:hAnsi="Arial" w:cs="Arial"/>
+          <w:b/>
+          <w:bCs/>
+        </w:rPr>
+      </w:pPr>
+      <w:r>
+        <w:rPr>
+          <w:rFonts w:ascii="Arial" w:hAnsi="Arial" w:cs="Arial"/>
           <w:b/>
           <w:bCs/>
         </w:rPr>
@@ -1251,8 +1507,14 @@
       </w:r>
     </w:p>
     <w:p>
-      <w:r>
-        <w:rPr>
+      <w:pPr>
+        <w:rPr>
+          <w:rFonts w:ascii="Arial" w:hAnsi="Arial" w:cs="Arial"/>
+        </w:rPr>
+      </w:pPr>
+      <w:r>
+        <w:rPr>
+          <w:rFonts w:ascii="Arial" w:hAnsi="Arial" w:cs="Arial"/>
           <w:noProof/>
           <w:lang w:eastAsia="en-IN"/>
         </w:rPr>
@@ -1300,8 +1562,14 @@
       </w:r>
     </w:p>
     <w:p>
-      <w:r>
-        <w:rPr>
+      <w:pPr>
+        <w:rPr>
+          <w:rFonts w:ascii="Arial" w:hAnsi="Arial" w:cs="Arial"/>
+        </w:rPr>
+      </w:pPr>
+      <w:r>
+        <w:rPr>
+          <w:rFonts w:ascii="Arial" w:hAnsi="Arial" w:cs="Arial"/>
           <w:noProof/>
           <w:lang w:eastAsia="en-IN"/>
         </w:rPr>
@@ -1348,15 +1616,35 @@
         </w:drawing>
       </w:r>
     </w:p>
-    <w:p/>
-    <w:p>
-      <w:r>
+    <w:p>
+      <w:pPr>
+        <w:rPr>
+          <w:rFonts w:ascii="Arial" w:hAnsi="Arial" w:cs="Arial"/>
+        </w:rPr>
+      </w:pPr>
+    </w:p>
+    <w:p>
+      <w:pPr>
+        <w:rPr>
+          <w:rFonts w:ascii="Arial" w:hAnsi="Arial" w:cs="Arial"/>
+        </w:rPr>
+      </w:pPr>
+      <w:r>
+        <w:rPr>
+          <w:rFonts w:ascii="Arial" w:hAnsi="Arial" w:cs="Arial"/>
+        </w:rPr>
         <w:t>COURSES TABLE</w:t>
       </w:r>
     </w:p>
     <w:p>
-      <w:r>
-        <w:rPr>
+      <w:pPr>
+        <w:rPr>
+          <w:rFonts w:ascii="Arial" w:hAnsi="Arial" w:cs="Arial"/>
+        </w:rPr>
+      </w:pPr>
+      <w:r>
+        <w:rPr>
+          <w:rFonts w:ascii="Arial" w:hAnsi="Arial" w:cs="Arial"/>
           <w:noProof/>
           <w:lang w:eastAsia="en-IN"/>
         </w:rPr>
@@ -1403,16 +1691,42 @@
         </w:drawing>
       </w:r>
     </w:p>
-    <w:p/>
-    <w:p/>
-    <w:p>
-      <w:r>
+    <w:p>
+      <w:pPr>
+        <w:rPr>
+          <w:rFonts w:ascii="Arial" w:hAnsi="Arial" w:cs="Arial"/>
+        </w:rPr>
+      </w:pPr>
+    </w:p>
+    <w:p>
+      <w:pPr>
+        <w:rPr>
+          <w:rFonts w:ascii="Arial" w:hAnsi="Arial" w:cs="Arial"/>
+        </w:rPr>
+      </w:pPr>
+    </w:p>
+    <w:p>
+      <w:pPr>
+        <w:rPr>
+          <w:rFonts w:ascii="Arial" w:hAnsi="Arial" w:cs="Arial"/>
+        </w:rPr>
+      </w:pPr>
+      <w:r>
+        <w:rPr>
+          <w:rFonts w:ascii="Arial" w:hAnsi="Arial" w:cs="Arial"/>
+        </w:rPr>
         <w:t>CENTRE COURSE TABLE</w:t>
       </w:r>
     </w:p>
     <w:p>
-      <w:r>
-        <w:rPr>
+      <w:pPr>
+        <w:rPr>
+          <w:rFonts w:ascii="Arial" w:hAnsi="Arial" w:cs="Arial"/>
+        </w:rPr>
+      </w:pPr>
+      <w:r>
+        <w:rPr>
+          <w:rFonts w:ascii="Arial" w:hAnsi="Arial" w:cs="Arial"/>
           <w:noProof/>
           <w:lang w:eastAsia="en-IN"/>
         </w:rPr>
@@ -1459,15 +1773,35 @@
         </w:drawing>
       </w:r>
     </w:p>
-    <w:p/>
-    <w:p>
-      <w:r>
+    <w:p>
+      <w:pPr>
+        <w:rPr>
+          <w:rFonts w:ascii="Arial" w:hAnsi="Arial" w:cs="Arial"/>
+        </w:rPr>
+      </w:pPr>
+    </w:p>
+    <w:p>
+      <w:pPr>
+        <w:rPr>
+          <w:rFonts w:ascii="Arial" w:hAnsi="Arial" w:cs="Arial"/>
+        </w:rPr>
+      </w:pPr>
+      <w:r>
+        <w:rPr>
+          <w:rFonts w:ascii="Arial" w:hAnsi="Arial" w:cs="Arial"/>
+        </w:rPr>
         <w:t>PREFERANCE TABLE</w:t>
       </w:r>
     </w:p>
     <w:p>
-      <w:r>
-        <w:rPr>
+      <w:pPr>
+        <w:rPr>
+          <w:rFonts w:ascii="Arial" w:hAnsi="Arial" w:cs="Arial"/>
+        </w:rPr>
+      </w:pPr>
+      <w:r>
+        <w:rPr>
+          <w:rFonts w:ascii="Arial" w:hAnsi="Arial" w:cs="Arial"/>
           <w:noProof/>
           <w:lang w:eastAsia="en-IN"/>
         </w:rPr>
@@ -1514,22 +1848,84 @@
         </w:drawing>
       </w:r>
     </w:p>
-    <w:p/>
-    <w:p/>
-    <w:p/>
-    <w:p/>
-    <w:p/>
-    <w:p/>
-    <w:p/>
-    <w:p/>
-    <w:p>
-      <w:r>
+    <w:p>
+      <w:pPr>
+        <w:rPr>
+          <w:rFonts w:ascii="Arial" w:hAnsi="Arial" w:cs="Arial"/>
+        </w:rPr>
+      </w:pPr>
+    </w:p>
+    <w:p>
+      <w:pPr>
+        <w:rPr>
+          <w:rFonts w:ascii="Arial" w:hAnsi="Arial" w:cs="Arial"/>
+        </w:rPr>
+      </w:pPr>
+    </w:p>
+    <w:p>
+      <w:pPr>
+        <w:rPr>
+          <w:rFonts w:ascii="Arial" w:hAnsi="Arial" w:cs="Arial"/>
+        </w:rPr>
+      </w:pPr>
+    </w:p>
+    <w:p>
+      <w:pPr>
+        <w:rPr>
+          <w:rFonts w:ascii="Arial" w:hAnsi="Arial" w:cs="Arial"/>
+        </w:rPr>
+      </w:pPr>
+    </w:p>
+    <w:p>
+      <w:pPr>
+        <w:rPr>
+          <w:rFonts w:ascii="Arial" w:hAnsi="Arial" w:cs="Arial"/>
+        </w:rPr>
+      </w:pPr>
+    </w:p>
+    <w:p>
+      <w:pPr>
+        <w:rPr>
+          <w:rFonts w:ascii="Arial" w:hAnsi="Arial" w:cs="Arial"/>
+        </w:rPr>
+      </w:pPr>
+    </w:p>
+    <w:p>
+      <w:pPr>
+        <w:rPr>
+          <w:rFonts w:ascii="Arial" w:hAnsi="Arial" w:cs="Arial"/>
+        </w:rPr>
+      </w:pPr>
+    </w:p>
+    <w:p>
+      <w:pPr>
+        <w:rPr>
+          <w:rFonts w:ascii="Arial" w:hAnsi="Arial" w:cs="Arial"/>
+        </w:rPr>
+      </w:pPr>
+    </w:p>
+    <w:p>
+      <w:pPr>
+        <w:rPr>
+          <w:rFonts w:ascii="Arial" w:hAnsi="Arial" w:cs="Arial"/>
+        </w:rPr>
+      </w:pPr>
+      <w:r>
+        <w:rPr>
+          <w:rFonts w:ascii="Arial" w:hAnsi="Arial" w:cs="Arial"/>
+        </w:rPr>
         <w:t>ALLOCATION TABLE</w:t>
       </w:r>
     </w:p>
     <w:p>
-      <w:r>
-        <w:rPr>
+      <w:pPr>
+        <w:rPr>
+          <w:rFonts w:ascii="Arial" w:hAnsi="Arial" w:cs="Arial"/>
+        </w:rPr>
+      </w:pPr>
+      <w:r>
+        <w:rPr>
+          <w:rFonts w:ascii="Arial" w:hAnsi="Arial" w:cs="Arial"/>
           <w:noProof/>
           <w:lang w:eastAsia="en-IN"/>
         </w:rPr>
@@ -1576,10 +1972,22 @@
         </w:drawing>
       </w:r>
     </w:p>
-    <w:p/>
-    <w:p>
-      <w:r>
-        <w:rPr>
+    <w:p>
+      <w:pPr>
+        <w:rPr>
+          <w:rFonts w:ascii="Arial" w:hAnsi="Arial" w:cs="Arial"/>
+        </w:rPr>
+      </w:pPr>
+    </w:p>
+    <w:p>
+      <w:pPr>
+        <w:rPr>
+          <w:rFonts w:ascii="Arial" w:hAnsi="Arial" w:cs="Arial"/>
+        </w:rPr>
+      </w:pPr>
+      <w:r>
+        <w:rPr>
+          <w:rFonts w:ascii="Arial" w:hAnsi="Arial" w:cs="Arial"/>
           <w:noProof/>
           <w:lang w:eastAsia="en-IN"/>
         </w:rPr>
@@ -1627,8 +2035,14 @@
       </w:r>
     </w:p>
     <w:p>
-      <w:r>
-        <w:rPr>
+      <w:pPr>
+        <w:rPr>
+          <w:rFonts w:ascii="Arial" w:hAnsi="Arial" w:cs="Arial"/>
+        </w:rPr>
+      </w:pPr>
+      <w:r>
+        <w:rPr>
+          <w:rFonts w:ascii="Arial" w:hAnsi="Arial" w:cs="Arial"/>
           <w:noProof/>
           <w:lang w:eastAsia="en-IN"/>
         </w:rPr>
@@ -1676,8 +2090,14 @@
       </w:r>
     </w:p>
     <w:p>
-      <w:r>
-        <w:rPr>
+      <w:pPr>
+        <w:rPr>
+          <w:rFonts w:ascii="Arial" w:hAnsi="Arial" w:cs="Arial"/>
+        </w:rPr>
+      </w:pPr>
+      <w:r>
+        <w:rPr>
+          <w:rFonts w:ascii="Arial" w:hAnsi="Arial" w:cs="Arial"/>
           <w:noProof/>
           <w:lang w:eastAsia="en-IN"/>
         </w:rPr>
@@ -1724,11 +2144,24 @@
         </w:drawing>
       </w:r>
     </w:p>
-    <w:p/>
-    <w:p/>
-    <w:p>
-      <w:pPr>
-        <w:rPr>
+    <w:p>
+      <w:pPr>
+        <w:rPr>
+          <w:rFonts w:ascii="Arial" w:hAnsi="Arial" w:cs="Arial"/>
+        </w:rPr>
+      </w:pPr>
+    </w:p>
+    <w:p>
+      <w:pPr>
+        <w:rPr>
+          <w:rFonts w:ascii="Arial" w:hAnsi="Arial" w:cs="Arial"/>
+        </w:rPr>
+      </w:pPr>
+    </w:p>
+    <w:p>
+      <w:pPr>
+        <w:rPr>
+          <w:rFonts w:ascii="Arial" w:hAnsi="Arial" w:cs="Arial"/>
           <w:b/>
           <w:bCs/>
           <w:sz w:val="32"/>
@@ -1739,6 +2172,7 @@
     <w:p>
       <w:pPr>
         <w:rPr>
+          <w:rFonts w:ascii="Arial" w:hAnsi="Arial" w:cs="Arial"/>
           <w:b/>
           <w:bCs/>
           <w:sz w:val="32"/>
@@ -1749,6 +2183,7 @@
     <w:p>
       <w:pPr>
         <w:rPr>
+          <w:rFonts w:ascii="Arial" w:hAnsi="Arial" w:cs="Arial"/>
           <w:b/>
           <w:bCs/>
           <w:sz w:val="32"/>
@@ -1759,6 +2194,7 @@
     <w:p>
       <w:pPr>
         <w:rPr>
+          <w:rFonts w:ascii="Arial" w:hAnsi="Arial" w:cs="Arial"/>
           <w:b/>
           <w:bCs/>
           <w:sz w:val="32"/>
@@ -1769,6 +2205,7 @@
     <w:p>
       <w:pPr>
         <w:rPr>
+          <w:rFonts w:ascii="Arial" w:hAnsi="Arial" w:cs="Arial"/>
           <w:b/>
           <w:bCs/>
           <w:sz w:val="32"/>
@@ -1777,6 +2214,7 @@
       </w:pPr>
       <w:r>
         <w:rPr>
+          <w:rFonts w:ascii="Arial" w:hAnsi="Arial" w:cs="Arial"/>
           <w:b/>
           <w:bCs/>
           <w:sz w:val="32"/>
@@ -1789,14 +2227,19 @@
       <w:pPr>
         <w:rPr>
           <w:rStyle w:val="Strong"/>
-        </w:rPr>
-      </w:pPr>
-      <w:r>
+          <w:rFonts w:ascii="Arial" w:hAnsi="Arial" w:cs="Arial"/>
+        </w:rPr>
+      </w:pPr>
+      <w:r>
+        <w:rPr>
+          <w:rFonts w:ascii="Arial" w:hAnsi="Arial" w:cs="Arial"/>
+        </w:rPr>
         <w:t xml:space="preserve">This procedure allocates seats </w:t>
       </w:r>
       <w:r>
         <w:rPr>
           <w:rStyle w:val="Strong"/>
+          <w:rFonts w:ascii="Arial" w:hAnsi="Arial" w:cs="Arial"/>
         </w:rPr>
         <w:t>based on rank order</w:t>
       </w:r>
@@ -1804,12 +2247,14 @@
     <w:p>
       <w:pPr>
         <w:rPr>
-          <w:b/>
-          <w:bCs/>
-        </w:rPr>
-      </w:pPr>
-      <w:r>
-        <w:rPr>
+          <w:rFonts w:ascii="Arial" w:hAnsi="Arial" w:cs="Arial"/>
+          <w:b/>
+          <w:bCs/>
+        </w:rPr>
+      </w:pPr>
+      <w:r>
+        <w:rPr>
+          <w:rFonts w:ascii="Arial" w:hAnsi="Arial" w:cs="Arial"/>
           <w:b/>
           <w:bCs/>
         </w:rPr>
@@ -1819,8 +2264,14 @@
     <w:p>
       <w:pPr>
         <w:pStyle w:val="NormalWeb"/>
-      </w:pPr>
-      <w:r>
+        <w:rPr>
+          <w:rFonts w:ascii="Arial" w:hAnsi="Arial" w:cs="Arial"/>
+        </w:rPr>
+      </w:pPr>
+      <w:r>
+        <w:rPr>
+          <w:rFonts w:ascii="Arial" w:hAnsi="Arial" w:cs="Arial"/>
+        </w:rPr>
         <w:t>The system allocates seats using the following logic:</w:t>
       </w:r>
     </w:p>
@@ -1831,8 +2282,14 @@
           <w:ilvl w:val="0"/>
           <w:numId w:val="7"/>
         </w:numPr>
-      </w:pPr>
-      <w:r>
+        <w:rPr>
+          <w:rFonts w:ascii="Arial" w:hAnsi="Arial" w:cs="Arial"/>
+        </w:rPr>
+      </w:pPr>
+      <w:r>
+        <w:rPr>
+          <w:rFonts w:ascii="Arial" w:hAnsi="Arial" w:cs="Arial"/>
+        </w:rPr>
         <w:t>Candidates are sorted based on CCAT rank.</w:t>
       </w:r>
     </w:p>
@@ -1843,8 +2300,14 @@
           <w:ilvl w:val="0"/>
           <w:numId w:val="7"/>
         </w:numPr>
-      </w:pPr>
-      <w:r>
+        <w:rPr>
+          <w:rFonts w:ascii="Arial" w:hAnsi="Arial" w:cs="Arial"/>
+        </w:rPr>
+      </w:pPr>
+      <w:r>
+        <w:rPr>
+          <w:rFonts w:ascii="Arial" w:hAnsi="Arial" w:cs="Arial"/>
+        </w:rPr>
         <w:t>The system checks the candidate's first preference.</w:t>
       </w:r>
     </w:p>
@@ -1855,8 +2318,14 @@
           <w:ilvl w:val="0"/>
           <w:numId w:val="7"/>
         </w:numPr>
-      </w:pPr>
-      <w:r>
+        <w:rPr>
+          <w:rFonts w:ascii="Arial" w:hAnsi="Arial" w:cs="Arial"/>
+        </w:rPr>
+      </w:pPr>
+      <w:r>
+        <w:rPr>
+          <w:rFonts w:ascii="Arial" w:hAnsi="Arial" w:cs="Arial"/>
+        </w:rPr>
         <w:t>If a seat is available, the seat is allocated.</w:t>
       </w:r>
     </w:p>
@@ -1867,8 +2336,14 @@
           <w:ilvl w:val="0"/>
           <w:numId w:val="7"/>
         </w:numPr>
-      </w:pPr>
-      <w:r>
+        <w:rPr>
+          <w:rFonts w:ascii="Arial" w:hAnsi="Arial" w:cs="Arial"/>
+        </w:rPr>
+      </w:pPr>
+      <w:r>
+        <w:rPr>
+          <w:rFonts w:ascii="Arial" w:hAnsi="Arial" w:cs="Arial"/>
+        </w:rPr>
         <w:t>If the seat is not available, the system checks the next preference.</w:t>
       </w:r>
     </w:p>
@@ -1879,19 +2354,34 @@
           <w:ilvl w:val="0"/>
           <w:numId w:val="7"/>
         </w:numPr>
-      </w:pPr>
-      <w:r>
+        <w:rPr>
+          <w:rFonts w:ascii="Arial" w:hAnsi="Arial" w:cs="Arial"/>
+        </w:rPr>
+      </w:pPr>
+      <w:r>
+        <w:rPr>
+          <w:rFonts w:ascii="Arial" w:hAnsi="Arial" w:cs="Arial"/>
+        </w:rPr>
         <w:t>The allocated seat is stored in the Allocation table.</w:t>
       </w:r>
     </w:p>
     <w:p>
-      <w:r>
+      <w:pPr>
+        <w:rPr>
+          <w:rFonts w:ascii="Arial" w:hAnsi="Arial" w:cs="Arial"/>
+        </w:rPr>
+      </w:pPr>
+      <w:r>
+        <w:rPr>
+          <w:rFonts w:ascii="Arial" w:hAnsi="Arial" w:cs="Arial"/>
+        </w:rPr>
         <w:t>.</w:t>
       </w:r>
     </w:p>
     <w:p>
       <w:pPr>
         <w:rPr>
+          <w:rFonts w:ascii="Arial" w:hAnsi="Arial" w:cs="Arial"/>
           <w:b/>
           <w:bCs/>
           <w:sz w:val="32"/>
@@ -1900,6 +2390,7 @@
       </w:pPr>
       <w:r>
         <w:rPr>
+          <w:rFonts w:ascii="Arial" w:hAnsi="Arial" w:cs="Arial"/>
           <w:b/>
           <w:bCs/>
           <w:noProof/>
@@ -1953,6 +2444,7 @@
     <w:p>
       <w:pPr>
         <w:rPr>
+          <w:rFonts w:ascii="Arial" w:hAnsi="Arial" w:cs="Arial"/>
           <w:b/>
           <w:bCs/>
           <w:sz w:val="32"/>
@@ -1963,6 +2455,7 @@
     <w:p>
       <w:pPr>
         <w:rPr>
+          <w:rFonts w:ascii="Arial" w:hAnsi="Arial" w:cs="Arial"/>
           <w:b/>
           <w:bCs/>
           <w:sz w:val="32"/>
@@ -1973,6 +2466,7 @@
     <w:p>
       <w:pPr>
         <w:rPr>
+          <w:rFonts w:ascii="Arial" w:hAnsi="Arial" w:cs="Arial"/>
           <w:b/>
           <w:bCs/>
           <w:sz w:val="32"/>
@@ -1983,6 +2477,7 @@
     <w:p>
       <w:pPr>
         <w:rPr>
+          <w:rFonts w:ascii="Arial" w:hAnsi="Arial" w:cs="Arial"/>
           <w:b/>
           <w:bCs/>
           <w:sz w:val="32"/>
@@ -1993,6 +2488,7 @@
     <w:p>
       <w:pPr>
         <w:rPr>
+          <w:rFonts w:ascii="Arial" w:hAnsi="Arial" w:cs="Arial"/>
           <w:b/>
           <w:bCs/>
           <w:sz w:val="32"/>
@@ -2003,6 +2499,7 @@
     <w:p>
       <w:pPr>
         <w:rPr>
+          <w:rFonts w:ascii="Arial" w:hAnsi="Arial" w:cs="Arial"/>
           <w:b/>
           <w:bCs/>
           <w:sz w:val="32"/>
@@ -2011,6 +2508,7 @@
       </w:pPr>
       <w:r>
         <w:rPr>
+          <w:rFonts w:ascii="Arial" w:hAnsi="Arial" w:cs="Arial"/>
           <w:b/>
           <w:bCs/>
           <w:sz w:val="32"/>
@@ -2023,31 +2521,48 @@
     <w:p>
       <w:pPr>
         <w:pStyle w:val="NormalWeb"/>
-      </w:pPr>
-      <w:r>
+        <w:rPr>
+          <w:rFonts w:ascii="Arial" w:hAnsi="Arial" w:cs="Arial"/>
+        </w:rPr>
+      </w:pPr>
+      <w:r>
+        <w:rPr>
+          <w:rFonts w:ascii="Arial" w:hAnsi="Arial" w:cs="Arial"/>
+        </w:rPr>
         <w:t xml:space="preserve">After seat allocation, candidates can choose the </w:t>
       </w:r>
       <w:r>
         <w:rPr>
           <w:rStyle w:val="Strong"/>
+          <w:rFonts w:ascii="Arial" w:hAnsi="Arial" w:cs="Arial"/>
         </w:rPr>
         <w:t>Freeze</w:t>
       </w:r>
       <w:r>
+        <w:rPr>
+          <w:rFonts w:ascii="Arial" w:hAnsi="Arial" w:cs="Arial"/>
+        </w:rPr>
         <w:t xml:space="preserve"> option.</w:t>
       </w:r>
     </w:p>
     <w:p>
       <w:pPr>
         <w:pStyle w:val="NormalWeb"/>
-      </w:pPr>
-      <w:r>
+        <w:rPr>
+          <w:rFonts w:ascii="Arial" w:hAnsi="Arial" w:cs="Arial"/>
+        </w:rPr>
+      </w:pPr>
+      <w:r>
+        <w:rPr>
+          <w:rFonts w:ascii="Arial" w:hAnsi="Arial" w:cs="Arial"/>
+        </w:rPr>
         <w:t>Freeze means the candidate accepts the allocated seat and will not participate in further admission rounds.</w:t>
       </w:r>
     </w:p>
     <w:p>
       <w:pPr>
         <w:rPr>
+          <w:rFonts w:ascii="Arial" w:hAnsi="Arial" w:cs="Arial"/>
           <w:b/>
           <w:bCs/>
           <w:sz w:val="32"/>
@@ -2058,6 +2573,7 @@
     <w:p>
       <w:pPr>
         <w:rPr>
+          <w:rFonts w:ascii="Arial" w:hAnsi="Arial" w:cs="Arial"/>
           <w:b/>
           <w:bCs/>
           <w:sz w:val="32"/>
@@ -2066,6 +2582,7 @@
       </w:pPr>
       <w:r>
         <w:rPr>
+          <w:rFonts w:ascii="Arial" w:hAnsi="Arial" w:cs="Arial"/>
           <w:b/>
           <w:bCs/>
           <w:noProof/>
@@ -2119,6 +2636,7 @@
     <w:p>
       <w:pPr>
         <w:rPr>
+          <w:rFonts w:ascii="Arial" w:hAnsi="Arial" w:cs="Arial"/>
           <w:b/>
           <w:bCs/>
           <w:sz w:val="32"/>
@@ -2129,6 +2647,7 @@
     <w:p>
       <w:pPr>
         <w:rPr>
+          <w:rFonts w:ascii="Arial" w:hAnsi="Arial" w:cs="Arial"/>
           <w:b/>
           <w:bCs/>
           <w:sz w:val="32"/>
@@ -2139,6 +2658,7 @@
     <w:p>
       <w:pPr>
         <w:rPr>
+          <w:rFonts w:ascii="Arial" w:hAnsi="Arial" w:cs="Arial"/>
           <w:b/>
           <w:bCs/>
           <w:sz w:val="32"/>
@@ -2149,6 +2669,7 @@
     <w:p>
       <w:pPr>
         <w:rPr>
+          <w:rFonts w:ascii="Arial" w:hAnsi="Arial" w:cs="Arial"/>
           <w:b/>
           <w:bCs/>
           <w:sz w:val="32"/>
@@ -2157,6 +2678,7 @@
       </w:pPr>
       <w:r>
         <w:rPr>
+          <w:rFonts w:ascii="Arial" w:hAnsi="Arial" w:cs="Arial"/>
           <w:b/>
           <w:bCs/>
           <w:sz w:val="32"/>
@@ -2168,6 +2690,7 @@
     <w:p>
       <w:pPr>
         <w:rPr>
+          <w:rFonts w:ascii="Arial" w:hAnsi="Arial" w:cs="Arial"/>
           <w:b/>
           <w:bCs/>
           <w:sz w:val="32"/>
@@ -2176,6 +2699,7 @@
       </w:pPr>
       <w:r>
         <w:rPr>
+          <w:rFonts w:ascii="Arial" w:hAnsi="Arial" w:cs="Arial"/>
           <w:b/>
           <w:bCs/>
           <w:noProof/>
@@ -2229,6 +2753,7 @@
     <w:p>
       <w:pPr>
         <w:rPr>
+          <w:rFonts w:ascii="Arial" w:hAnsi="Arial" w:cs="Arial"/>
           <w:b/>
           <w:bCs/>
           <w:sz w:val="32"/>
@@ -2239,6 +2764,7 @@
     <w:p>
       <w:pPr>
         <w:rPr>
+          <w:rFonts w:ascii="Arial" w:hAnsi="Arial" w:cs="Arial"/>
           <w:b/>
           <w:bCs/>
           <w:sz w:val="32"/>
@@ -2249,16 +2775,16 @@
     <w:p>
       <w:pPr>
         <w:rPr>
+          <w:rFonts w:ascii="Arial" w:hAnsi="Arial" w:cs="Arial"/>
           <w:b/>
           <w:bCs/>
           <w:sz w:val="32"/>
           <w:szCs w:val="32"/>
         </w:rPr>
       </w:pPr>
-      <w:bookmarkStart w:id="0" w:name="_GoBack"/>
-      <w:bookmarkEnd w:id="0"/>
-      <w:r>
-        <w:rPr>
+      <w:r>
+        <w:rPr>
+          <w:rFonts w:ascii="Arial" w:hAnsi="Arial" w:cs="Arial"/>
           <w:b/>
           <w:bCs/>
           <w:sz w:val="32"/>
@@ -2278,15 +2804,27 @@
         </w:rPr>
       </w:pPr>
       <w:r>
+        <w:rPr>
+          <w:rFonts w:ascii="Arial" w:hAnsi="Arial" w:cs="Arial"/>
+        </w:rPr>
         <w:t xml:space="preserve">The CDAC Admission Portal database system efficiently manages the entire admission process. It stores candidate information, exam results, course and </w:t>
       </w:r>
       <w:proofErr w:type="spellStart"/>
       <w:r>
+        <w:rPr>
+          <w:rFonts w:ascii="Arial" w:hAnsi="Arial" w:cs="Arial"/>
+        </w:rPr>
         <w:t>center</w:t>
       </w:r>
       <w:proofErr w:type="spellEnd"/>
       <w:r>
-        <w:t xml:space="preserve"> details, preferences, and seat allocation results. The system ensures fair seat allocation based on rank and candidate preferences.</w:t>
+        <w:rPr>
+          <w:rFonts w:ascii="Arial" w:hAnsi="Arial" w:cs="Arial"/>
+        </w:rPr>
+        <w:t xml:space="preserve"> details, preferences, and seat allocation results. The system ensures fair seat allocation based on rank and cand</w:t>
+      </w:r>
+      <w:r>
+        <w:t>idate preferences.</w:t>
       </w:r>
     </w:p>
     <w:sectPr>
